--- a/downloads/documents/05 Materials/Unit 06/Slides/Slides 06.06 - Cooking Methods Dry Heat Moist Heat and Why.docx
+++ b/downloads/documents/05 Materials/Unit 06/Slides/Slides 06.06 - Cooking Methods Dry Heat Moist Heat and Why.docx
@@ -1276,7 +1276,7 @@
     </w:rPrDefault>
     <w:pPrDefault>
       <w:pPr>
-        <w:spacing w:after="200"/>
+        <w:spacing w:line="300" w:lineRule="auto" w:after="200"/>
       </w:pPr>
     </w:pPrDefault>
   </w:docDefaults>

--- a/downloads/documents/05 Materials/Unit 06/Slides/Slides 06.06 - Cooking Methods Dry Heat Moist Heat and Why.docx
+++ b/downloads/documents/05 Materials/Unit 06/Slides/Slides 06.06 - Cooking Methods Dry Heat Moist Heat and Why.docx
@@ -492,7 +492,7 @@
         <w:pStyle w:val="Compact"/>
       </w:pPr>
       <w:r>
-        <w:t xml:space="preserve">A pot of hot oil is the one hazard this course does not take on</w:t>
+        <w:t xml:space="preserve">A pot of hot oil is the one danger this course does not take on</w:t>
       </w:r>
     </w:p>
     <w:p>
@@ -556,7 +556,7 @@
         <w:pStyle w:val="Compact"/>
       </w:pPr>
       <w:r>
-        <w:t xml:space="preserve">The sugars and proteins in it change into new compounds</w:t>
+        <w:t xml:space="preserve">The sugars and proteins in it change into new chemicals</w:t>
       </w:r>
     </w:p>
     <w:p>
@@ -568,7 +568,7 @@
         <w:pStyle w:val="Compact"/>
       </w:pPr>
       <w:r>
-        <w:t xml:space="preserve">Those compounds are brown, and they smell and taste stronger</w:t>
+        <w:t xml:space="preserve">Those new chemicals are brown, and they smell and taste stronger</w:t>
       </w:r>
     </w:p>
     <w:p>
